--- a/docs/ICSI_iziskvania_status.docx
+++ b/docs/ICSI_iziskvania_status.docx
@@ -15,7 +15,7 @@
         <w:rPr>
           <w:i/>
         </w:rPr>
-        <w:t>29.10.2026 · към версия 4.9 · по етапи</w:t>
+        <w:t>30.10.2026 · към версия 4.9 · по етапи</w:t>
       </w:r>
     </w:p>
     <w:p>
@@ -148,7 +148,7 @@
         <w:rPr>
           <w:b/>
         </w:rPr>
-        <w:t>Общо: готови 20, нови в 4.9 – 16, планирани 11, чакат отговор 12.</w:t>
+        <w:t>Общо: готови 20, нови в 4.9 – 17, планирани 12, чакат отговор 12.</w:t>
       </w:r>
     </w:p>
     <w:p>
@@ -1598,6 +1598,90 @@
                 <w:sz w:val="19"/>
               </w:rPr>
               <w:t>обратна връзка 29.10</w:t>
+            </w:r>
+          </w:p>
+        </w:tc>
+      </w:tr>
+      <w:tr>
+        <w:tc>
+          <w:tcPr>
+            <w:tcW w:type="dxa" w:w="6350"/>
+          </w:tcPr>
+          <w:p>
+            <w:r>
+              <w:rPr>
+                <w:sz w:val="19"/>
+              </w:rPr>
+              <w:t>Подсказка къде да се докосне и накъде да се търкаля; в „Упражнение“ телцето започва видимо</w:t>
+            </w:r>
+          </w:p>
+        </w:tc>
+        <w:tc>
+          <w:tcPr>
+            <w:tcW w:type="dxa" w:w="1587"/>
+            <w:shd w:val="clear" w:color="auto" w:fill="CFE2F3"/>
+          </w:tcPr>
+          <w:p>
+            <w:r>
+              <w:rPr>
+                <w:sz w:val="19"/>
+              </w:rPr>
+              <w:t>4.9</w:t>
+            </w:r>
+          </w:p>
+        </w:tc>
+        <w:tc>
+          <w:tcPr>
+            <w:tcW w:type="dxa" w:w="1928"/>
+          </w:tcPr>
+          <w:p>
+            <w:r>
+              <w:rPr>
+                <w:sz w:val="19"/>
+              </w:rPr>
+              <w:t>30.10</w:t>
+            </w:r>
+          </w:p>
+        </w:tc>
+      </w:tr>
+      <w:tr>
+        <w:tc>
+          <w:tcPr>
+            <w:tcW w:type="dxa" w:w="6350"/>
+          </w:tcPr>
+          <w:p>
+            <w:r>
+              <w:rPr>
+                <w:sz w:val="19"/>
+              </w:rPr>
+              <w:t>Нива на трудност: 1) въртене, 2) търкаляне, 3) всичко; в „Изпит“ – ниво 3 (предложение)</w:t>
+            </w:r>
+          </w:p>
+        </w:tc>
+        <w:tc>
+          <w:tcPr>
+            <w:tcW w:type="dxa" w:w="1587"/>
+            <w:shd w:val="clear" w:color="auto" w:fill="FFF2CC"/>
+          </w:tcPr>
+          <w:p>
+            <w:r>
+              <w:rPr>
+                <w:sz w:val="19"/>
+              </w:rPr>
+              <w:t>4.10</w:t>
+            </w:r>
+          </w:p>
+        </w:tc>
+        <w:tc>
+          <w:tcPr>
+            <w:tcW w:type="dxa" w:w="1928"/>
+          </w:tcPr>
+          <w:p>
+            <w:r>
+              <w:rPr>
+                <w:sz w:val="19"/>
+              </w:rPr>
+              <w:t>30.10; чака шефа</w:t>
             </w:r>
           </w:p>
         </w:tc>
